--- a/fase2/Evidencias Proyecto/Evidencias de Documentacion/03_Sprint_Backlog/Sprint_04/DPAY3_Informe_Sprint_S04.docx
+++ b/fase2/Evidencias Proyecto/Evidencias de Documentacion/03_Sprint_Backlog/Sprint_04/DPAY3_Informe_Sprint_S04.docx
@@ -151,7 +151,7 @@
           <w:szCs w:val="28"/>
           <w:rtl w:val="0"/>
         </w:rPr>
-        <w:t xml:space="preserve">D-PAY 3.0 — POS móvil de DTemite</w:t>
+        <w:t xml:space="preserve">D-PAY 3.0 - POS móvil de DTemite</w:t>
       </w:r>
       <w:r>
         <w:rPr>
@@ -435,7 +435,7 @@
                 <w:szCs w:val="20"/>
                 <w:rtl w:val="0"/>
               </w:rPr>
-              <w:t xml:space="preserve">José Robles Rocha — acepta la demo</w:t>
+              <w:t xml:space="preserve">José Robles Rocha - acepta la demo</w:t>
             </w:r>
             <w:r>
               <w:rPr>
@@ -512,7 +512,7 @@
                 <w:szCs w:val="20"/>
                 <w:rtl w:val="0"/>
               </w:rPr>
-              <w:t xml:space="preserve">Pablo Gutiérrez — facilita Review y retrospectiva</w:t>
+              <w:t xml:space="preserve">Pablo Gutiérrez - facilita Review y retrospectiva</w:t>
             </w:r>
             <w:r>
               <w:rPr>
@@ -4506,7 +4506,7 @@
                 <w:szCs w:val="16"/>
                 <w:rtl w:val="0"/>
               </w:rPr>
-              <w:t xml:space="preserve">—</w:t>
+              <w:t xml:space="preserve">-</w:t>
             </w:r>
             <w:r>
               <w:rPr>
